--- a/la-marque/대본/3부/07화_La_publicite.docx
+++ b/la-marque/대본/3부/07화_La_publicite.docx
@@ -302,7 +302,7 @@
           <w:bCs/>
           <w:b/>
         </w:rPr>
-        <w:t xml:space="preserve">(가르니에</w:t>
+        <w:t xml:space="preserve">(베르탱</w:t>
       </w:r>
       <w:r>
         <w:rPr>
@@ -407,7 +407,7 @@
           <w:bCs/>
           <w:b/>
         </w:rPr>
-        <w:t xml:space="preserve">은 주관 / 전후 사진: 가르니에 SNS 거부 + 서면 동의가 있어도 결과 약속</w:t>
+        <w:t xml:space="preserve">은 주관 / 전후 사진: 베르탱 SNS 거부 + 서면 동의가 있어도 결과 약속</w:t>
       </w:r>
       <w:r>
         <w:t xml:space="preserve"> </w:t>
@@ -948,7 +948,7 @@
         <w:pStyle w:val="BodyText"/>
       </w:pPr>
       <w:r>
-        <w:t xml:space="preserve">CAMILLE: Sans lidocaïne, et sans douleur ? Madame Garnier a dit « ça pique » devant trois cents médecins.</w:t>
+        <w:t xml:space="preserve">CAMILLE: Sans lidocaïne, et sans douleur ? Madame Bertin a dit « ça pique » devant trois cents médecins.</w:t>
       </w:r>
     </w:p>
     <w:p>
@@ -1012,15 +1012,15 @@
         <w:pStyle w:val="BodyText"/>
       </w:pPr>
       <w:r>
-        <w:t xml:space="preserve">INES: Une photo de la démonstration. Le visage de madame Garnier, avant, et puis après.</w:t>
-      </w:r>
-    </w:p>
-    <w:p>
-      <w:pPr>
-        <w:pStyle w:val="BodyText"/>
-      </w:pPr>
-      <w:r>
-        <w:t xml:space="preserve">CLEMENCE: Inès. Madame Garnier a rayé les réseaux sociaux de son consentement. Sa fille est avocate.</w:t>
+        <w:t xml:space="preserve">INES: Une photo de la démonstration. Le visage de madame Bertin, avant, et puis après.</w:t>
+      </w:r>
+    </w:p>
+    <w:p>
+      <w:pPr>
+        <w:pStyle w:val="BodyText"/>
+      </w:pPr>
+      <w:r>
+        <w:t xml:space="preserve">CLEMENCE: Inès. Madame Bertin a rayé les réseaux sociaux de son consentement. Sa fille est avocate.</w:t>
       </w:r>
     </w:p>
     <w:p>
@@ -3582,7 +3582,7 @@
         <w:pStyle w:val="BodyText"/>
       </w:pPr>
       <w:r>
-        <w:t xml:space="preserve">카미유: 리도카인도 없는데 통증도 없다고? 가르니에 부인이 의사 3백 명 앞에서 「따끔하다」고 했잖아.</w:t>
+        <w:t xml:space="preserve">카미유: 리도카인도 없는데 통증도 없다고? 베르탱 부인이 의사 3백 명 앞에서 「따끔하다」고 했잖아.</w:t>
       </w:r>
     </w:p>
     <w:p>
@@ -3646,15 +3646,15 @@
         <w:pStyle w:val="BodyText"/>
       </w:pPr>
       <w:r>
-        <w:t xml:space="preserve">이네스: 시연 사진이야. 가르니에 부인 얼굴, 전, 그리고 후.</w:t>
-      </w:r>
-    </w:p>
-    <w:p>
-      <w:pPr>
-        <w:pStyle w:val="BodyText"/>
-      </w:pPr>
-      <w:r>
-        <w:t xml:space="preserve">클레망스: 이네스. 가르니에 부인은 동의서에서 소셜 미디어를 지웠어. 딸이 변호사야.</w:t>
+        <w:t xml:space="preserve">이네스: 시연 사진이야. 베르탱 부인 얼굴, 전, 그리고 후.</w:t>
+      </w:r>
+    </w:p>
+    <w:p>
+      <w:pPr>
+        <w:pStyle w:val="BodyText"/>
+      </w:pPr>
+      <w:r>
+        <w:t xml:space="preserve">클레망스: 이네스. 베르탱 부인은 동의서에서 소셜 미디어를 지웠어. 딸이 변호사야.</w:t>
       </w:r>
     </w:p>
     <w:p>
